--- a/ky/wisdom-stories/price-of-a-miracle.docx
+++ b/ky/wisdom-stories/price-of-a-miracle.docx
@@ -417,7 +417,7 @@
           <w:sz w:val="22"/>
           <w:lang w:val="ky-KG"/>
         </w:rPr>
-        <w:t>Лизанын жүзүнө жылмаюу жүгүрдү. Ал өзүнө ыраазы боло жылмайды. Анткени бул кереметтин канчага турганын так билчү: бир доллар он бир цент, дагы инисин айыктыра турган керемет бар экенине кичинекей кыздын ишеними.</w:t>
+        <w:t>Лиза жылмайды. Бул кереметтин канчага турганын так билчү: бир доллар он бир цент, дагы инисин сактап кала турган кереметке болгон бекем ишеним.</w:t>
       </w:r>
     </w:p>
     <w:p>
@@ -441,7 +441,7 @@
           <w:sz w:val="22"/>
           <w:lang w:val="ky-KG"/>
         </w:rPr>
-        <w:t xml:space="preserve">Сабак: </w:t>
+        <w:t>Сабак: Ишеним зор күч. Кээде баланын таза ишеними адамдын жакшылыгына жолукканда керемет жаралат.</w:t>
       </w:r>
       <w:r>
         <w:rPr>
@@ -450,7 +450,6 @@
           <w:sz w:val="22"/>
           <w:lang w:val="ky-KG"/>
         </w:rPr>
-        <w:t>Баланын ак тилеги боорукер адамдын жардамына жол ачты. Ишенимге аракет, мээримге кол кабыш кошулганда үмүт жанат.</w:t>
       </w:r>
     </w:p>
     <w:p>
@@ -470,7 +469,7 @@
           <w:sz w:val="18"/>
           <w:lang w:val="ky-KG"/>
         </w:rPr>
-        <w:t>Окуя ачык интернет булактарынан алынды.</w:t>
+        <w:t>Аңгемелер ачык интернет булактарынан алынган, иллюстрациялар болсо ЖИ менен түзүлгөн.</w:t>
       </w:r>
     </w:p>
     <w:sectPr>

--- a/ky/wisdom-stories/price-of-a-miracle.docx
+++ b/ky/wisdom-stories/price-of-a-miracle.docx
@@ -3,475 +3,164 @@
 <w:document xmlns:wpc="http://schemas.microsoft.com/office/word/2010/wordprocessingCanvas" xmlns:cx="http://schemas.microsoft.com/office/drawing/2014/chartex" xmlns:cx1="http://schemas.microsoft.com/office/drawing/2015/9/8/chartex" xmlns:cx2="http://schemas.microsoft.com/office/drawing/2015/10/21/chartex" xmlns:cx3="http://schemas.microsoft.com/office/drawing/2016/5/9/chartex" xmlns:cx4="http://schemas.microsoft.com/office/drawing/2016/5/10/chartex" xmlns:cx5="http://schemas.microsoft.com/office/drawing/2016/5/11/chartex" xmlns:cx6="http://schemas.microsoft.com/office/drawing/2016/5/12/chartex" xmlns:cx7="http://schemas.microsoft.com/office/drawing/2016/5/13/chartex" xmlns:cx8="http://schemas.microsoft.com/office/drawing/2016/5/14/chartex" xmlns:mc="http://schemas.openxmlformats.org/markup-compatibility/2006" xmlns:aink="http://schemas.microsoft.com/office/drawing/2016/ink" xmlns:am3d="http://schemas.microsoft.com/office/drawing/2017/model3d" xmlns:o="urn:schemas-microsoft-com:office:office" xmlns:oel="http://schemas.microsoft.com/office/2019/extlst" xmlns:r="http://schemas.openxmlformats.org/officeDocument/2006/relationships" xmlns:m="http://schemas.openxmlformats.org/officeDocument/2006/math" xmlns:v="urn:schemas-microsoft-com:vml" xmlns:wp14="http://schemas.microsoft.com/office/word/2010/wordprocessingDrawing" xmlns:wp="http://schemas.openxmlformats.org/drawingml/2006/wordprocessingDrawing" xmlns:w10="urn:schemas-microsoft-com:office:word" xmlns:w="http://schemas.openxmlformats.org/wordprocessingml/2006/main" xmlns:w14="http://schemas.microsoft.com/office/word/2010/wordml" xmlns:w15="http://schemas.microsoft.com/office/word/2012/wordml" xmlns:w16cex="http://schemas.microsoft.com/office/word/2018/wordml/cex" xmlns:w16cid="http://schemas.microsoft.com/office/word/2016/wordml/cid" xmlns:w16="http://schemas.microsoft.com/office/word/2018/wordml" xmlns:w16du="http://schemas.microsoft.com/office/word/2023/wordml/word16du" xmlns:w16sdtdh="http://schemas.microsoft.com/office/word/2020/wordml/sdtdatahash" xmlns:w16sdtfl="http://schemas.microsoft.com/office/word/2024/wordml/sdtformatlock" xmlns:w16se="http://schemas.microsoft.com/office/word/2015/wordml/symex" xmlns:wpg="http://schemas.microsoft.com/office/word/2010/wordprocessingGroup" xmlns:wpi="http://schemas.microsoft.com/office/word/2010/wordprocessingInk" xmlns:wne="http://schemas.microsoft.com/office/word/2006/wordml" xmlns:wps="http://schemas.microsoft.com/office/word/2010/wordprocessingShape" mc:Ignorable="w14 w15 w16se w16cid w16 w16cex w16sdtdh w16sdtfl w16du wp14">
   <w:body>
     <w:p>
-      <w:pPr>
-        <w:pStyle w:val="Title"/>
-        <w:keepNext/>
-        <w:keepLines w:val="0"/>
-        <w:pageBreakBefore w:val="0"/>
-        <w:widowControl/>
-        <w:spacing w:line="269" w:lineRule="auto" w:after="180" w:before="0"/>
-      </w:pPr>
-      <w:bookmarkStart w:id="10162" w:name="Story_163"/>
       <w:r>
         <w:rPr>
-          <w:rFonts w:ascii="Arial" w:hAnsi="Arial"/>
           <w:b/>
-          <w:color w:val="000000"/>
-          <w:sz w:val="34"/>
-          <w:lang w:val="ky-KG"/>
+          <w:bCs/>
         </w:rPr>
         <w:t>Кереметтин баасы</w:t>
       </w:r>
-      <w:bookmarkEnd w:id="10162"/>
-    </w:p>
-    <w:p>
-      <w:pPr>
-        <w:keepNext w:val="0"/>
-        <w:keepLines w:val="0"/>
-        <w:pageBreakBefore w:val="0"/>
-        <w:widowControl/>
-        <w:spacing w:line="269" w:lineRule="auto" w:after="120" w:before="0"/>
-      </w:pPr>
+    </w:p>
+    <w:p>
+      <w:r>
+        <w:t>Лиза ата-энесинин иниси Оливер жөнүндө сүйлөшүп жатканын укканда сегиз жашта эле. Ал бир гана нерсени түшүндү: иниси катуу ооруп жатат, ал эми ата-энесинин аны дарылатууга акчасы жетпейт.</w:t>
+      </w:r>
+    </w:p>
+    <w:p>
+      <w:r>
+        <w:t>Оливерди өтө кымбат операция гана сактап кала алмак. Үй-бүлөгө карыз бере турган киши да жок эле. Лиза атасынын көзүнө жаш алган апасына айласыз шыбыраганын укту:</w:t>
+      </w:r>
+    </w:p>
+    <w:p>
+      <w:r>
+        <w:t>— Эми аны керемет гана сактап кала алат.</w:t>
+      </w:r>
+    </w:p>
+    <w:p>
+      <w:r>
+        <w:t>Кыз бөлмөсүнө кирип, шкафка катып койгон айнек банкасын алды. Чогулткан тыйындарын жерге төгүп, бир нече жолу санады. Анан баарын кайра банкага салып, капкагын жапты да, арткы эшиктен чыгып, дарыканага жөнөдү.</w:t>
+      </w:r>
+    </w:p>
+    <w:p>
+      <w:r>
+        <w:t>Ичкери кирип, дарыканачынын көңүл бурушун күттү. Бирок ал сүйлөшүүгө ушунчалык берилип кеткендиктен, кызды байкаган жок. Лиза бирде кыймылдап, бирде тамагын кырып үн чыгарды. Акыры банкадан бир нече тыйын алып, айнек текчеге койду. Тыйындардын шыңгыраган үнүнөн дарыканачы бурулуп карады:</w:t>
+      </w:r>
+    </w:p>
+    <w:p>
+      <w:r>
+        <w:t>— Эмне керек, кызым? — деп чыдамы кете сурады. — Көптөн бери көрүшпөгөн бир тууганым менен сүйлөшүп жатам.</w:t>
+      </w:r>
+    </w:p>
+    <w:p>
+      <w:r>
+        <w:t>— Мен да сиз менен иним жөнүндө сүйлөшкүм келет, — деди Лиза чечкиндүү. — Ал ооруп жатат. Аны айыктырыш үчүн мага керемет керек.</w:t>
+      </w:r>
+    </w:p>
+    <w:p>
+      <w:r>
+        <w:t>— Керемет дейсиңби?</w:t>
+      </w:r>
+    </w:p>
+    <w:p>
+      <w:r>
+        <w:t>— Инимдин аты Оливер. Анын мээсинде жаман бир нерсе өсүп жатыптыр. Атам эми аны керемет гана сактап калат дейт. Бир керемет канча турат?</w:t>
+      </w:r>
+    </w:p>
+    <w:p>
+      <w:r>
+        <w:t>Дарыканачынын үнү жумшара түштү:</w:t>
+      </w:r>
+    </w:p>
+    <w:p>
+      <w:r>
+        <w:t>— Биз бул жерде керемет сатпайбыз, кызым. Кечир, сага жардам бере албайм.</w:t>
+      </w:r>
+    </w:p>
+    <w:p>
+      <w:r>
+        <w:t>— Бирок менин акчам бар. Жетпесе, дагы таап келем. Баасын эле айтсаңыз.</w:t>
+      </w:r>
+    </w:p>
+    <w:p>
+      <w:r>
+        <w:t>Сүйлөшүүнү угуп турган тыкан кийинген киши — дарыканачынын бир тууганы — кызга эңкейип сурады:</w:t>
+      </w:r>
+    </w:p>
+    <w:p>
+      <w:r>
+        <w:t>— Иниңе кандай керемет керек?</w:t>
+      </w:r>
+    </w:p>
+    <w:p>
+      <w:r>
+        <w:t>— Билбейм, — деди Лиза. — Болгону, анын катуу ооруп жатканын билем. Ата-энем операция керек дешет. Алардын акчасы жок. Ошон үчүн өзүмдүн акчамды алып келдим.</w:t>
+      </w:r>
+    </w:p>
+    <w:p>
+      <w:r>
+        <w:t>— Канча акчаң бар?</w:t>
+      </w:r>
+    </w:p>
+    <w:p>
+      <w:r>
+        <w:lastRenderedPageBreak/>
+        <w:t>— Бир доллар он бир цент, — деди кыз акырын. — Бар акчам ушул. Бирок керек болсо, дагы бир аз табам.</w:t>
+      </w:r>
+    </w:p>
+    <w:p>
+      <w:r>
+        <w:t>Киши жылмайды:</w:t>
+      </w:r>
+    </w:p>
+    <w:p>
+      <w:r>
+        <w:t>— Бир доллар он бир цент… Кандай сонун дал келүү! Иниңе керек болгон кереметтин баасы дал ушунча.</w:t>
+      </w:r>
+    </w:p>
+    <w:p>
+      <w:r>
+        <w:t>Ал кыздын акчасын алып, колунан жетеледи:</w:t>
+      </w:r>
+    </w:p>
+    <w:p>
+      <w:r>
+        <w:t>— Мени үйүңөргө алып бар. Иниңди көрүп, ата-энең менен сүйлөшкүм келет. Сен издеген керемет үчүн эмне кыла аларыбызды көрөлү.</w:t>
+      </w:r>
+    </w:p>
+    <w:p>
+      <w:r>
+        <w:t>Бул киши нейрохирург доктор Карлтон Армстронг эле.</w:t>
+      </w:r>
+    </w:p>
+    <w:p>
+      <w:r>
+        <w:t>Операция үчүн үй-бүлөдөн акча алынган жок. Көп өтпөй Оливер айыгып, үйүнө кайтып келди. Ата-энесинин кубанычында чек жок эле.</w:t>
+      </w:r>
+    </w:p>
+    <w:p>
+      <w:r>
+        <w:t>Бир күнү апасы атасына шыбырады:</w:t>
+      </w:r>
+    </w:p>
+    <w:p>
+      <w:r>
+        <w:t>— Бул чыныгы керемет болду. Ушул операция бизге канчага түшмөк болду экен?</w:t>
+      </w:r>
+    </w:p>
+    <w:p>
+      <w:r>
+        <w:t>Лиза жылмайды. Ал кереметтин баасын жакшы билчү: бир доллар он бир цент жана инисинин аман каларынa болгон бекем ишеним.</w:t>
+      </w:r>
+    </w:p>
+    <w:p>
       <w:r>
         <w:rPr>
-          <w:rFonts w:ascii="Arial" w:eastAsia="Arial" w:hAnsi="Arial"/>
-          <w:color w:val="000000"/>
-          <w:sz w:val="22"/>
-          <w:lang w:val="ky-KG"/>
+          <w:b/>
+          <w:bCs/>
         </w:rPr>
-        <w:t>(Чыныгы окуя)</w:t>
-      </w:r>
-    </w:p>
-    <w:p>
-      <w:pPr>
-        <w:keepNext w:val="0"/>
-        <w:keepLines w:val="0"/>
-        <w:pageBreakBefore w:val="0"/>
-        <w:widowControl/>
-        <w:spacing w:line="269" w:lineRule="auto" w:after="120" w:before="0"/>
-      </w:pPr>
+        <w:t>Сабак: Үмүт адамды жардам издөөгө, боорукерлик болсо жардам берүүгө түрткү берет. Кээде баланын таза ишеними бирөөнүн билими жана жакшылыгы менен айкалышып, мүмкүн эместей көрүнгөн нерсенин да жолу табылат.</w:t>
+      </w:r>
+    </w:p>
+    <w:p>
       <w:r>
         <w:rPr>
-          <w:rFonts w:ascii="Arial" w:eastAsia="Arial" w:hAnsi="Arial"/>
-          <w:color w:val="000000"/>
-          <w:sz w:val="22"/>
-          <w:lang w:val="ky-KG"/>
+          <w:i/>
+          <w:iCs/>
         </w:rPr>
-        <w:t>Ата-энеси анын кичинекей иниси Оливер тууралуу сүйлөшүп жатканын укканда, Лиза сегиз жашта эле. Кыздын билгени бир гана нерсе болчу: иниси өтө катуу ооруп жаткан, ал эми ата-энесинин аны дарылатууга акчасы жок эле.</w:t>
-      </w:r>
-    </w:p>
-    <w:p>
-      <w:pPr>
-        <w:keepNext w:val="0"/>
-        <w:keepLines w:val="0"/>
-        <w:pageBreakBefore w:val="0"/>
-        <w:widowControl/>
-        <w:spacing w:line="269" w:lineRule="auto" w:after="120" w:before="0"/>
-      </w:pPr>
-      <w:r>
-        <w:rPr>
-          <w:rFonts w:ascii="Arial" w:eastAsia="Arial" w:hAnsi="Arial"/>
-          <w:color w:val="000000"/>
-          <w:sz w:val="22"/>
-          <w:lang w:val="ky-KG"/>
-        </w:rPr>
-        <w:t>Оливерди өтө кымбат операция гана сактап кала алмак. Аларга карыз бере турган эч ким да жок болчу. Лиза атасынын көзүнө жаш алган апасына акырын, айласы кеткен үн менен: «Эми аны керемет гана сактап кала алат», — дегенин укту.</w:t>
-      </w:r>
-    </w:p>
-    <w:p>
-      <w:pPr>
-        <w:keepNext w:val="0"/>
-        <w:keepLines w:val="0"/>
-        <w:pageBreakBefore w:val="0"/>
-        <w:widowControl/>
-        <w:spacing w:line="269" w:lineRule="auto" w:after="120" w:before="0"/>
-      </w:pPr>
-      <w:r>
-        <w:rPr>
-          <w:rFonts w:ascii="Arial" w:eastAsia="Arial" w:hAnsi="Arial"/>
-          <w:color w:val="000000"/>
-          <w:sz w:val="22"/>
-          <w:lang w:val="ky-KG"/>
-        </w:rPr>
-        <w:t>Кыз бөлмөсүнө кирип, шкафтын жашыруун жеринде сактаган айнек идишин алды. Ичиндеги акчанын баарын жерге төгүп, кунт коюп санады — атүгүл бир нече жолу кайра санады. Санап бүткөндөн кийин тыйындарды этияттап идишке салып, капкагын жапты да, арткы эшиктен чыгып, дарыканага жөнөдү.</w:t>
-      </w:r>
-    </w:p>
-    <w:p>
-      <w:pPr>
-        <w:keepNext w:val="0"/>
-        <w:keepLines w:val="0"/>
-        <w:pageBreakBefore w:val="0"/>
-        <w:widowControl/>
-        <w:spacing w:line="269" w:lineRule="auto" w:after="120" w:before="0"/>
-      </w:pPr>
-      <w:r>
-        <w:rPr>
-          <w:rFonts w:ascii="Arial" w:eastAsia="Arial" w:hAnsi="Arial"/>
-          <w:color w:val="000000"/>
-          <w:sz w:val="22"/>
-          <w:lang w:val="ky-KG"/>
-        </w:rPr>
-        <w:t>Дарыканага жетери менен ичкери кирип, дарыканачынын ага көңүл бурушун чыдамдуулук менен күттү. Дарыканачынын колу бош эмес, сүйлөшүүгө берилип кеткен эле. Лиза ар кандай кыймылдап, үн чыгарып анын көңүлүн бурдурууга аракет кылса да, ал жооп берген жок. Акыры кыз идиштеги акчанын бир бөлүгүн алып, айнек текчеге чаап жиберди. Дарыканачы селт этти:</w:t>
-      </w:r>
-    </w:p>
-    <w:p>
-      <w:pPr>
-        <w:keepNext w:val="0"/>
-        <w:keepLines w:val="0"/>
-        <w:pageBreakBefore w:val="0"/>
-        <w:widowControl/>
-        <w:spacing w:line="269" w:lineRule="auto" w:after="120" w:before="0"/>
-      </w:pPr>
-      <w:r>
-        <w:rPr>
-          <w:rFonts w:ascii="Arial" w:eastAsia="Arial" w:hAnsi="Arial"/>
-          <w:color w:val="000000"/>
-          <w:sz w:val="22"/>
-          <w:lang w:val="ky-KG"/>
-        </w:rPr>
-        <w:t>— Кызым, сага эмне керек? — деп кыжырдана сурады да, жообун күтпөй кошумчалады: — Мен азыр көптөн бери көрө элек бир тууганым менен сүйлөшүп жатам.</w:t>
-      </w:r>
-    </w:p>
-    <w:p>
-      <w:pPr>
-        <w:keepNext w:val="0"/>
-        <w:keepLines w:val="0"/>
-        <w:pageBreakBefore w:val="0"/>
-        <w:widowControl/>
-        <w:spacing w:line="269" w:lineRule="auto" w:after="120" w:before="0"/>
-      </w:pPr>
-      <w:r>
-        <w:rPr>
-          <w:rFonts w:ascii="Arial" w:eastAsia="Arial" w:hAnsi="Arial"/>
-          <w:color w:val="000000"/>
-          <w:sz w:val="22"/>
-          <w:lang w:val="ky-KG"/>
-        </w:rPr>
-        <w:t>— Мен да сиз менен иним жөнүндө сүйлөшкүм келет, — деп Лиза да ошончолук кыжырдана жооп берди. — Ал ооруп жатат... Аны айыктырыш үчүн мага керемет керек.</w:t>
-      </w:r>
-    </w:p>
-    <w:p>
-      <w:pPr>
-        <w:keepNext w:val="0"/>
-        <w:keepLines w:val="0"/>
-        <w:pageBreakBefore w:val="0"/>
-        <w:widowControl/>
-        <w:spacing w:line="269" w:lineRule="auto" w:after="120" w:before="0"/>
-      </w:pPr>
-      <w:r>
-        <w:rPr>
-          <w:rFonts w:ascii="Arial" w:eastAsia="Arial" w:hAnsi="Arial"/>
-          <w:color w:val="000000"/>
-          <w:sz w:val="22"/>
-          <w:lang w:val="ky-KG"/>
-        </w:rPr>
-        <w:t>— Эмне? Керемет керекпи? — деп дарыканачы ого бетер кыжырданды.</w:t>
-      </w:r>
-    </w:p>
-    <w:p>
-      <w:pPr>
-        <w:keepNext w:val="0"/>
-        <w:keepLines w:val="0"/>
-        <w:pageBreakBefore w:val="0"/>
-        <w:widowControl/>
-        <w:spacing w:line="269" w:lineRule="auto" w:after="120" w:before="0"/>
-      </w:pPr>
-      <w:r>
-        <w:rPr>
-          <w:rFonts w:ascii="Arial" w:eastAsia="Arial" w:hAnsi="Arial"/>
-          <w:color w:val="000000"/>
-          <w:sz w:val="22"/>
-          <w:lang w:val="ky-KG"/>
-        </w:rPr>
-        <w:t>— Анын аты Оливер, мээсинде жаман бир нерсе өсүп жатыптыр. Ата-энем эми аны керемет гана сактап кала алат дешти. Айтыңызчы, бир керемет канча турат?</w:t>
-      </w:r>
-    </w:p>
-    <w:p>
-      <w:pPr>
-        <w:keepNext w:val="0"/>
-        <w:keepLines w:val="0"/>
-        <w:pageBreakBefore w:val="0"/>
-        <w:widowControl/>
-        <w:spacing w:line="269" w:lineRule="auto" w:after="120" w:before="0"/>
-      </w:pPr>
-      <w:r>
-        <w:rPr>
-          <w:rFonts w:ascii="Arial" w:eastAsia="Arial" w:hAnsi="Arial"/>
-          <w:color w:val="000000"/>
-          <w:sz w:val="22"/>
-          <w:lang w:val="ky-KG"/>
-        </w:rPr>
-        <w:t>— Биз бул жерде керемет сатпайбыз, кызым. Кечир, бирок сага жардам бере албайм, — деди дарыканачы бир аз жумшагыраак үн менен.</w:t>
-      </w:r>
-    </w:p>
-    <w:p>
-      <w:pPr>
-        <w:keepNext w:val="0"/>
-        <w:keepLines w:val="0"/>
-        <w:pageBreakBefore w:val="0"/>
-        <w:widowControl/>
-        <w:spacing w:line="269" w:lineRule="auto" w:after="120" w:before="0"/>
-      </w:pPr>
-      <w:r>
-        <w:rPr>
-          <w:rFonts w:ascii="Arial" w:eastAsia="Arial" w:hAnsi="Arial"/>
-          <w:color w:val="000000"/>
-          <w:sz w:val="22"/>
-          <w:lang w:val="ky-KG"/>
-        </w:rPr>
-        <w:t>— Караңызчы, менин акчам бар. Жетпесе, калганын да таап келем. Болгону кереметтин баасын айтыңыз.</w:t>
-      </w:r>
-    </w:p>
-    <w:p>
-      <w:pPr>
-        <w:keepNext w:val="0"/>
-        <w:keepLines w:val="0"/>
-        <w:pageBreakBefore w:val="0"/>
-        <w:widowControl/>
-        <w:spacing w:line="269" w:lineRule="auto" w:after="120" w:before="0"/>
-      </w:pPr>
-      <w:r>
-        <w:rPr>
-          <w:rFonts w:ascii="Arial" w:eastAsia="Arial" w:hAnsi="Arial"/>
-          <w:color w:val="000000"/>
-          <w:sz w:val="22"/>
-          <w:lang w:val="ky-KG"/>
-        </w:rPr>
-        <w:t>Ушул убакка чейин маекти сырттан угуп турган жарашыктуу кийинген адам — дарыканачынын бир тууганы — эңкейип, Лизадан сурады:</w:t>
-      </w:r>
-    </w:p>
-    <w:p>
-      <w:pPr>
-        <w:keepNext w:val="0"/>
-        <w:keepLines w:val="0"/>
-        <w:pageBreakBefore w:val="0"/>
-        <w:widowControl/>
-        <w:spacing w:line="269" w:lineRule="auto" w:after="120" w:before="0"/>
-      </w:pPr>
-      <w:r>
-        <w:rPr>
-          <w:rFonts w:ascii="Arial" w:eastAsia="Arial" w:hAnsi="Arial"/>
-          <w:color w:val="000000"/>
-          <w:sz w:val="22"/>
-          <w:lang w:val="ky-KG"/>
-        </w:rPr>
-        <w:t>— Иниңе кандай керемет керек?</w:t>
-      </w:r>
-    </w:p>
-    <w:p>
-      <w:pPr>
-        <w:keepNext w:val="0"/>
-        <w:keepLines w:val="0"/>
-        <w:pageBreakBefore w:val="0"/>
-        <w:widowControl/>
-        <w:spacing w:line="269" w:lineRule="auto" w:after="120" w:before="0"/>
-      </w:pPr>
-      <w:r>
-        <w:rPr>
-          <w:rFonts w:ascii="Arial" w:eastAsia="Arial" w:hAnsi="Arial"/>
-          <w:color w:val="000000"/>
-          <w:sz w:val="22"/>
-          <w:lang w:val="ky-KG"/>
-        </w:rPr>
-        <w:t>— Билбейм, — деп жооп берди Лиза. — Мен анын чындап ооруп жатканын гана билем. Ата-энем ага операция керек дешет. Алардын операцияга акчасы жок болгондуктан, өз акчамды коротууну чечтим.</w:t>
-      </w:r>
-    </w:p>
-    <w:p>
-      <w:pPr>
-        <w:keepNext w:val="0"/>
-        <w:keepLines w:val="0"/>
-        <w:pageBreakBefore w:val="0"/>
-        <w:widowControl/>
-        <w:spacing w:line="269" w:lineRule="auto" w:after="120" w:before="0"/>
-      </w:pPr>
-      <w:r>
-        <w:rPr>
-          <w:rFonts w:ascii="Arial" w:eastAsia="Arial" w:hAnsi="Arial"/>
-          <w:color w:val="000000"/>
-          <w:sz w:val="22"/>
-          <w:lang w:val="ky-KG"/>
-        </w:rPr>
-        <w:t>— Канча акчаң бар? — деп сурады адам.</w:t>
-      </w:r>
-    </w:p>
-    <w:p>
-      <w:pPr>
-        <w:keepNext w:val="0"/>
-        <w:keepLines w:val="0"/>
-        <w:pageBreakBefore w:val="0"/>
-        <w:widowControl/>
-        <w:spacing w:line="269" w:lineRule="auto" w:after="120" w:before="0"/>
-      </w:pPr>
-      <w:r>
-        <w:rPr>
-          <w:rFonts w:ascii="Arial" w:eastAsia="Arial" w:hAnsi="Arial"/>
-          <w:color w:val="000000"/>
-          <w:sz w:val="22"/>
-          <w:lang w:val="ky-KG"/>
-        </w:rPr>
-        <w:t>— Бир доллар он бир цент, — деп Лиза салмактуу жооп берди. — Бул менин болгон акчам, бирок керек болсо дагы бир аз көбөйтө алам.</w:t>
-      </w:r>
-    </w:p>
-    <w:p>
-      <w:pPr>
-        <w:keepNext w:val="0"/>
-        <w:keepLines w:val="0"/>
-        <w:pageBreakBefore w:val="0"/>
-        <w:widowControl/>
-        <w:spacing w:line="269" w:lineRule="auto" w:after="120" w:before="0"/>
-      </w:pPr>
-      <w:r>
-        <w:rPr>
-          <w:rFonts w:ascii="Arial" w:eastAsia="Arial" w:hAnsi="Arial"/>
-          <w:color w:val="000000"/>
-          <w:sz w:val="22"/>
-          <w:lang w:val="ky-KG"/>
-        </w:rPr>
-        <w:t>— Бир доллар он бир цент... Кандай сонун дал келүү, — деп жылмайды адам. — Бул сенин кичинекей иниңе керек болгон кереметтин так баасы экен.</w:t>
-      </w:r>
-    </w:p>
-    <w:p>
-      <w:pPr>
-        <w:keepNext w:val="0"/>
-        <w:keepLines w:val="0"/>
-        <w:pageBreakBefore w:val="0"/>
-        <w:widowControl/>
-        <w:spacing w:line="269" w:lineRule="auto" w:after="120" w:before="0"/>
-      </w:pPr>
-      <w:r>
-        <w:rPr>
-          <w:rFonts w:ascii="Arial" w:eastAsia="Arial" w:hAnsi="Arial"/>
-          <w:color w:val="000000"/>
-          <w:sz w:val="22"/>
-          <w:lang w:val="ky-KG"/>
-        </w:rPr>
-        <w:t>Ал кыздан акчаны алып, колунан жетелеп:</w:t>
-      </w:r>
-    </w:p>
-    <w:p>
-      <w:pPr>
-        <w:keepNext w:val="0"/>
-        <w:keepLines w:val="0"/>
-        <w:pageBreakBefore w:val="0"/>
-        <w:widowControl/>
-        <w:spacing w:line="269" w:lineRule="auto" w:after="120" w:before="0"/>
-      </w:pPr>
-      <w:r>
-        <w:rPr>
-          <w:rFonts w:ascii="Arial" w:eastAsia="Arial" w:hAnsi="Arial"/>
-          <w:color w:val="000000"/>
-          <w:sz w:val="22"/>
-          <w:lang w:val="ky-KG"/>
-        </w:rPr>
-        <w:t>— Мени үйүңөргө алып бар. Иниңди көрүп, ата-энең менен сүйлөшкүм келет. Карап көрөлү, менде иниңе керек болгон керемет бар бекен, — деди.</w:t>
-      </w:r>
-    </w:p>
-    <w:p>
-      <w:pPr>
-        <w:keepNext w:val="0"/>
-        <w:keepLines w:val="0"/>
-        <w:pageBreakBefore w:val="0"/>
-        <w:widowControl/>
-        <w:spacing w:line="269" w:lineRule="auto" w:after="120" w:before="0"/>
-      </w:pPr>
-      <w:r>
-        <w:rPr>
-          <w:rFonts w:ascii="Arial" w:eastAsia="Arial" w:hAnsi="Arial"/>
-          <w:color w:val="000000"/>
-          <w:sz w:val="22"/>
-          <w:lang w:val="ky-KG"/>
-        </w:rPr>
-        <w:t>Бул жарашыктуу кийинген адам белгилүү нейрохирург, доктор Карлтон Армстронг болчу.</w:t>
-      </w:r>
-    </w:p>
-    <w:p>
-      <w:pPr>
-        <w:keepNext w:val="0"/>
-        <w:keepLines w:val="0"/>
-        <w:pageBreakBefore w:val="0"/>
-        <w:widowControl/>
-        <w:spacing w:line="269" w:lineRule="auto" w:after="120" w:before="0"/>
-      </w:pPr>
-      <w:r>
-        <w:rPr>
-          <w:rFonts w:ascii="Arial" w:eastAsia="Arial" w:hAnsi="Arial"/>
-          <w:color w:val="000000"/>
-          <w:sz w:val="22"/>
-          <w:lang w:val="ky-KG"/>
-        </w:rPr>
-        <w:t>Операция акысыз жасалып, көп өтпөй Оливер кайра үйүнө кайтты. Апасы менен атасынын кубанычында чек жок эле. Апасы атасына акырын: «Бул чыныгы керемет болду. Кызык, операция канчага турмак экен?» — деди.</w:t>
-      </w:r>
-    </w:p>
-    <w:p>
-      <w:pPr>
-        <w:keepNext/>
-        <w:keepLines w:val="0"/>
-        <w:pageBreakBefore w:val="0"/>
-        <w:widowControl/>
-        <w:spacing w:line="269" w:lineRule="auto" w:after="120" w:before="0"/>
-      </w:pPr>
-      <w:r>
-        <w:rPr>
-          <w:rFonts w:ascii="Arial" w:eastAsia="Arial" w:hAnsi="Arial"/>
-          <w:color w:val="000000"/>
-          <w:sz w:val="22"/>
-          <w:lang w:val="ky-KG"/>
-        </w:rPr>
-        <w:t>Лиза жылмайды. Бул кереметтин канчага турганын так билчү: бир доллар он бир цент, дагы инисин сактап кала турган кереметке болгон бекем ишеним.</w:t>
-      </w:r>
-    </w:p>
-    <w:p>
-      <w:pPr>
-        <w:pStyle w:val="Moral"/>
-        <w:keepNext/>
-        <w:keepLines/>
-        <w:pageBreakBefore w:val="0"/>
-        <w:widowControl/>
-        <w:spacing w:before="120" w:after="120" w:line="269" w:lineRule="auto"/>
-        <w:ind w:left="240" w:right="240"/>
-        <w:rPr>
-          <w:lang/>
-        </w:rPr>
-      </w:pPr>
-      <w:r>
-        <w:rPr>
-          <w:rFonts w:ascii="Arial" w:hAnsi="Arial"/>
-          <w:b/>
-          <w:color w:val="000000"/>
-          <w:sz w:val="22"/>
-          <w:lang w:val="ky-KG"/>
-        </w:rPr>
-        <w:t>Сабак: Ишеним зор күч. Кээде баланын таза ишеними адамдын жакшылыгына жолукканда керемет жаралат.</w:t>
-      </w:r>
-      <w:r>
-        <w:rPr>
-          <w:rFonts w:ascii="Arial" w:hAnsi="Arial"/>
-          <w:color w:val="000000"/>
-          <w:sz w:val="22"/>
-          <w:lang w:val="ky-KG"/>
-        </w:rPr>
-      </w:r>
-    </w:p>
-    <w:p>
-      <w:pPr>
-        <w:keepNext w:val="0"/>
-        <w:keepLines w:val="0"/>
-        <w:pageBreakBefore w:val="0"/>
-        <w:widowControl/>
-        <w:spacing w:before="0" w:after="160" w:line="269" w:lineRule="auto"/>
-        <w:jc w:val="right"/>
-      </w:pPr>
-      <w:r>
-        <w:rPr>
-          <w:rFonts w:ascii="Arial" w:eastAsia="Arial" w:hAnsi="Arial" w:cs="Arial"/>
-          <w:i/>
-          <w:color w:val="000000"/>
-          <w:sz w:val="18"/>
-          <w:lang w:val="ky-KG"/>
-        </w:rPr>
-        <w:t>Аңгемелер ачык интернет булактарынан алынган, иллюстрациялар болсо ЖИ менен түзүлгөн.</w:t>
-      </w:r>
-    </w:p>
+        <w:t>Аңгемелер интернеттен чогултулуп, жасалма интеллекттин жардамы менен иштелип чыккан. Бардык сүрөттөр жасалма интеллект аркылуу түзүлгөн.</w:t>
+      </w:r>
+    </w:p>
+    <w:p/>
     <w:sectPr>
       <w:headerReference w:type="even" r:id="rId7"/>
       <w:headerReference w:type="default" r:id="rId8"/>
@@ -1302,7 +991,6 @@
     </w:pPr>
     <w:rPr>
       <w:rFonts w:asciiTheme="majorHAnsi" w:eastAsiaTheme="majorEastAsia" w:hAnsiTheme="majorHAnsi" w:cstheme="majorBidi"/>
-      <w:color w:val="000000"/>
       <w:sz w:val="40"/>
       <w:szCs w:val="40"/>
     </w:rPr>
@@ -1324,7 +1012,6 @@
     </w:pPr>
     <w:rPr>
       <w:rFonts w:asciiTheme="majorHAnsi" w:eastAsiaTheme="majorEastAsia" w:hAnsiTheme="majorHAnsi" w:cstheme="majorBidi"/>
-      <w:color w:val="000000"/>
       <w:sz w:val="32"/>
       <w:szCs w:val="32"/>
     </w:rPr>
@@ -1347,7 +1034,6 @@
     </w:pPr>
     <w:rPr>
       <w:rFonts w:eastAsiaTheme="majorEastAsia" w:cstheme="majorBidi"/>
-      <w:color w:val="000000"/>
       <w:sz w:val="28"/>
       <w:szCs w:val="28"/>
     </w:rPr>
@@ -1372,7 +1058,6 @@
       <w:rFonts w:eastAsiaTheme="majorEastAsia" w:cstheme="majorBidi"/>
       <w:i/>
       <w:iCs/>
-      <w:color w:val="000000"/>
     </w:rPr>
   </w:style>
   <w:style w:type="paragraph" w:styleId="Heading5">
@@ -1393,7 +1078,6 @@
     </w:pPr>
     <w:rPr>
       <w:rFonts w:eastAsiaTheme="majorEastAsia" w:cstheme="majorBidi"/>
-      <w:color w:val="000000"/>
     </w:rPr>
   </w:style>
   <w:style w:type="paragraph" w:styleId="Heading6">
@@ -1416,7 +1100,6 @@
       <w:rFonts w:eastAsiaTheme="majorEastAsia" w:cstheme="majorBidi"/>
       <w:i/>
       <w:iCs/>
-      <w:color w:val="000000"/>
     </w:rPr>
   </w:style>
   <w:style w:type="paragraph" w:styleId="Heading7">
@@ -1437,7 +1120,6 @@
     </w:pPr>
     <w:rPr>
       <w:rFonts w:eastAsiaTheme="majorEastAsia" w:cstheme="majorBidi"/>
-      <w:color w:val="000000"/>
     </w:rPr>
   </w:style>
   <w:style w:type="paragraph" w:styleId="Heading8">
@@ -1460,7 +1142,6 @@
       <w:rFonts w:eastAsiaTheme="majorEastAsia" w:cstheme="majorBidi"/>
       <w:i/>
       <w:iCs/>
-      <w:color w:val="000000"/>
     </w:rPr>
   </w:style>
   <w:style w:type="paragraph" w:styleId="Heading9">
@@ -1481,13 +1162,11 @@
     </w:pPr>
     <w:rPr>
       <w:rFonts w:eastAsiaTheme="majorEastAsia" w:cstheme="majorBidi"/>
-      <w:color w:val="000000"/>
     </w:rPr>
   </w:style>
   <w:style w:type="character" w:default="1" w:styleId="DefaultParagraphFont">
     <w:name w:val="Default Paragraph Font"/>
     <w:uiPriority w:val="1"/>
-    <w:semiHidden/>
     <w:unhideWhenUsed/>
   </w:style>
   <w:style w:type="table" w:default="1" w:styleId="TableNormal">
@@ -1643,7 +1322,6 @@
     </w:pPr>
     <w:rPr>
       <w:rFonts w:asciiTheme="majorHAnsi" w:eastAsiaTheme="majorEastAsia" w:hAnsiTheme="majorHAnsi" w:cstheme="majorBidi"/>
-      <w:color w:val="000000"/>
       <w:spacing w:val="-10"/>
       <w:kern w:val="28"/>
       <w:sz w:val="56"/>
@@ -1679,7 +1357,6 @@
     </w:pPr>
     <w:rPr>
       <w:rFonts w:eastAsiaTheme="majorEastAsia" w:cstheme="majorBidi"/>
-      <w:color w:val="000000"/>
       <w:spacing w:val="15"/>
       <w:sz w:val="28"/>
       <w:szCs w:val="28"/>
@@ -1714,7 +1391,6 @@
     <w:rPr>
       <w:i/>
       <w:iCs/>
-      <w:color w:val="000000"/>
     </w:rPr>
   </w:style>
   <w:style w:type="character" w:customStyle="1" w:styleId="QuoteChar">
@@ -1739,9 +1415,6 @@
       <w:ind w:left="720"/>
       <w:contextualSpacing/>
     </w:pPr>
-    <w:rPr>
-      <w:color w:val="000000"/>
-    </w:rPr>
   </w:style>
   <w:style w:type="character" w:styleId="IntenseEmphasis">
     <w:name w:val="Intense Emphasis"/>
@@ -1771,7 +1444,6 @@
     <w:rPr>
       <w:i/>
       <w:iCs/>
-      <w:color w:val="000000"/>
     </w:rPr>
   </w:style>
   <w:style w:type="character" w:customStyle="1" w:styleId="IntenseQuoteChar">
@@ -1811,9 +1483,6 @@
     <w:pPr>
       <w:spacing w:after="100"/>
     </w:pPr>
-    <w:rPr>
-      <w:color w:val="000000"/>
-    </w:rPr>
   </w:style>
   <w:style w:type="paragraph" w:customStyle="1" w:styleId="Moral">
     <w:name w:val="Moral"/>
@@ -1825,7 +1494,6 @@
     <w:rPr>
       <w:rFonts w:ascii="Arial" w:eastAsia="Arial" w:hAnsi="Arial"/>
       <w:i/>
-      <w:color w:val="000000"/>
       <w:kern w:val="0"/>
       <w:sz w:val="22"/>
       <w:szCs w:val="22"/>
@@ -1847,9 +1515,6 @@
       </w:tabs>
       <w:spacing w:after="0" w:line="240" w:lineRule="auto"/>
     </w:pPr>
-    <w:rPr>
-      <w:color w:val="000000"/>
-    </w:rPr>
   </w:style>
   <w:style w:type="character" w:customStyle="1" w:styleId="HeaderChar">
     <w:name w:val="Header Char"/>
@@ -1872,9 +1537,6 @@
       </w:tabs>
       <w:spacing w:after="0" w:line="240" w:lineRule="auto"/>
     </w:pPr>
-    <w:rPr>
-      <w:color w:val="000000"/>
-    </w:rPr>
   </w:style>
   <w:style w:type="character" w:customStyle="1" w:styleId="FooterChar">
     <w:name w:val="Footer Char"/>
@@ -1897,7 +1559,6 @@
     </w:pPr>
     <w:rPr>
       <w:rFonts w:eastAsiaTheme="minorEastAsia"/>
-      <w:color w:val="000000"/>
     </w:rPr>
   </w:style>
   <w:style w:type="paragraph" w:styleId="TOC3">
@@ -1914,7 +1575,6 @@
     </w:pPr>
     <w:rPr>
       <w:rFonts w:eastAsiaTheme="minorEastAsia"/>
-      <w:color w:val="000000"/>
     </w:rPr>
   </w:style>
   <w:style w:type="paragraph" w:styleId="TOC4">
@@ -1931,7 +1591,6 @@
     </w:pPr>
     <w:rPr>
       <w:rFonts w:eastAsiaTheme="minorEastAsia"/>
-      <w:color w:val="000000"/>
     </w:rPr>
   </w:style>
   <w:style w:type="paragraph" w:styleId="TOC5">
@@ -1948,7 +1607,6 @@
     </w:pPr>
     <w:rPr>
       <w:rFonts w:eastAsiaTheme="minorEastAsia"/>
-      <w:color w:val="000000"/>
     </w:rPr>
   </w:style>
   <w:style w:type="paragraph" w:styleId="TOC6">
@@ -1965,7 +1623,6 @@
     </w:pPr>
     <w:rPr>
       <w:rFonts w:eastAsiaTheme="minorEastAsia"/>
-      <w:color w:val="000000"/>
     </w:rPr>
   </w:style>
   <w:style w:type="paragraph" w:styleId="TOC7">
@@ -1982,7 +1639,6 @@
     </w:pPr>
     <w:rPr>
       <w:rFonts w:eastAsiaTheme="minorEastAsia"/>
-      <w:color w:val="000000"/>
     </w:rPr>
   </w:style>
   <w:style w:type="paragraph" w:styleId="TOC8">
@@ -1999,7 +1655,6 @@
     </w:pPr>
     <w:rPr>
       <w:rFonts w:eastAsiaTheme="minorEastAsia"/>
-      <w:color w:val="000000"/>
     </w:rPr>
   </w:style>
   <w:style w:type="paragraph" w:styleId="TOC9">
@@ -2016,7 +1671,6 @@
     </w:pPr>
     <w:rPr>
       <w:rFonts w:eastAsiaTheme="minorEastAsia"/>
-      <w:color w:val="000000"/>
     </w:rPr>
   </w:style>
   <w:style w:type="paragraph" w:styleId="TOCHeading">
@@ -2032,7 +1686,6 @@
       <w:outlineLvl w:val="9"/>
     </w:pPr>
     <w:rPr>
-      <w:color w:val="000000"/>
       <w:kern w:val="0"/>
       <w:sz w:val="32"/>
       <w:szCs w:val="32"/>

--- a/ky/wisdom-stories/price-of-a-miracle.docx
+++ b/ky/wisdom-stories/price-of-a-miracle.docx
@@ -139,7 +139,7 @@
     </w:p>
     <w:p>
       <w:r>
-        <w:t>Лиза жылмайды. Ал кереметтин баасын жакшы билчү: бир доллар он бир цент жана инисинин аман каларынa болгон бекем ишеним.</w:t>
+        <w:t>Лиза жылмайды. Ал кереметтин баасын жакшы билчү: бир доллар он бир цент жана инисинин аман каларына болгон бекем ишеним.</w:t>
       </w:r>
     </w:p>
     <w:p>
@@ -148,7 +148,7 @@
           <w:b/>
           <w:bCs/>
         </w:rPr>
-        <w:t>Сабак: Үмүт адамды жардам издөөгө, боорукерлик болсо жардам берүүгө түрткү берет. Кээде баланын таза ишеними бирөөнүн билими жана жакшылыгы менен айкалышып, мүмкүн эместей көрүнгөн нерсенин да жолу табылат.</w:t>
+        <w:t>Сабак: Үмүт адамды жардам издөөгө, боорукердик болсо жардам берүүгө түрткү берет. Кээде баланын таза ишеними бирөөнүн билими жана жакшылыгы менен айкалышып, мүмкүн эместей көрүнгөн нерсенин да жолу табылат.</w:t>
       </w:r>
     </w:p>
     <w:p>
